--- a/materials/UNFCCC/UNFCCC Annotations.docx
+++ b/materials/UNFCCC/UNFCCC Annotations.docx
@@ -771,15 +771,7 @@
       <w:commentRangeStart w:id="1"/>
       <w:commentRangeStart w:id="2"/>
       <w:r>
-        <w:t xml:space="preserve">global emissions of greenhouse gases </w:t>
-      </w:r>
-      <w:proofErr w:type="gramStart"/>
-      <w:r>
-        <w:t>has</w:t>
-      </w:r>
-      <w:proofErr w:type="gramEnd"/>
-      <w:r>
-        <w:t xml:space="preserve"> originated in developed countries, that per capita emissions in developing countries are still relatively low and that the share of global</w:t>
+        <w:t>global emissions of greenhouse gases has originated in developed countries, that per capita emissions in developing countries are still relatively low and that the share of global</w:t>
       </w:r>
       <w:r>
         <w:rPr>
